--- a/docs/downloads/frank-binford-hole/doc_0132.docx
+++ b/docs/downloads/frank-binford-hole/doc_0132.docx
@@ -1,418 +1,908 @@
 
 <file path=word/document.xml><?xml version="1.0" encoding="utf-8"?>
-<w:document xmlns:wpc="http://schemas.microsoft.com/office/word/2010/wordprocessingCanvas" xmlns:cx="http://schemas.microsoft.com/office/drawing/2014/chartex" xmlns:cx1="http://schemas.microsoft.com/office/drawing/2015/9/8/chartex" xmlns:cx2="http://schemas.microsoft.com/office/drawing/2015/10/21/chartex" xmlns:cx3="http://schemas.microsoft.com/office/drawing/2016/5/9/chartex" xmlns:cx4="http://schemas.microsoft.com/office/drawing/2016/5/10/chartex" xmlns:cx5="http://schemas.microsoft.com/office/drawing/2016/5/11/chartex" xmlns:cx6="http://schemas.microsoft.com/office/drawing/2016/5/12/chartex" xmlns:cx7="http://schemas.microsoft.com/office/drawing/2016/5/13/chartex" xmlns:cx8="http://schemas.microsoft.com/office/drawing/2016/5/14/chartex" xmlns:mc="http://schemas.openxmlformats.org/markup-compatibility/2006" xmlns:aink="http://schemas.microsoft.com/office/drawing/2016/ink" xmlns:am3d="http://schemas.microsoft.com/office/drawing/2017/model3d" xmlns:o="urn:schemas-microsoft-com:office:office" xmlns:r="http://schemas.openxmlformats.org/officeDocument/2006/relationships" xmlns:m="http://schemas.openxmlformats.org/officeDocument/2006/math" xmlns:v="urn:schemas-microsoft-com:vml" xmlns:wp14="http://schemas.microsoft.com/office/word/2010/wordprocessingDrawing" xmlns:wp="http://schemas.openxmlformats.org/drawingml/2006/wordprocessingDrawing" xmlns:w10="urn:schemas-microsoft-com:office:word" xmlns:w="http://schemas.openxmlformats.org/wordprocessingml/2006/main" xmlns:w14="http://schemas.microsoft.com/office/word/2010/wordml" xmlns:w15="http://schemas.microsoft.com/office/word/2012/wordml" xmlns:w16cid="http://schemas.microsoft.com/office/word/2016/wordml/cid" xmlns:w16se="http://schemas.microsoft.com/office/word/2015/wordml/symex" xmlns:wpg="http://schemas.microsoft.com/office/word/2010/wordprocessingGroup" xmlns:wpi="http://schemas.microsoft.com/office/word/2010/wordprocessingInk" xmlns:wne="http://schemas.microsoft.com/office/word/2006/wordml" xmlns:wps="http://schemas.microsoft.com/office/word/2010/wordprocessingShape" mc:Ignorable="w14 w15 w16se w16cid wp14">
+<w:document xmlns:wpc="http://schemas.microsoft.com/office/word/2010/wordprocessingCanvas" xmlns:cx="http://schemas.microsoft.com/office/drawing/2014/chartex" xmlns:cx1="http://schemas.microsoft.com/office/drawing/2015/9/8/chartex" xmlns:cx2="http://schemas.microsoft.com/office/drawing/2015/10/21/chartex" xmlns:cx3="http://schemas.microsoft.com/office/drawing/2016/5/9/chartex" xmlns:cx4="http://schemas.microsoft.com/office/drawing/2016/5/10/chartex" xmlns:cx5="http://schemas.microsoft.com/office/drawing/2016/5/11/chartex" xmlns:cx6="http://schemas.microsoft.com/office/drawing/2016/5/12/chartex" xmlns:cx7="http://schemas.microsoft.com/office/drawing/2016/5/13/chartex" xmlns:cx8="http://schemas.microsoft.com/office/drawing/2016/5/14/chartex" xmlns:mc="http://schemas.openxmlformats.org/markup-compatibility/2006" xmlns:aink="http://schemas.microsoft.com/office/drawing/2016/ink" xmlns:am3d="http://schemas.microsoft.com/office/drawing/2017/model3d" xmlns:o="urn:schemas-microsoft-com:office:office" xmlns:oel="http://schemas.microsoft.com/office/2019/extlst" xmlns:r="http://schemas.openxmlformats.org/officeDocument/2006/relationships" xmlns:m="http://schemas.openxmlformats.org/officeDocument/2006/math" xmlns:v="urn:schemas-microsoft-com:vml" xmlns:wp14="http://schemas.microsoft.com/office/word/2010/wordprocessingDrawing" xmlns:wp="http://schemas.openxmlformats.org/drawingml/2006/wordprocessingDrawing" xmlns:w10="urn:schemas-microsoft-com:office:word" xmlns:w="http://schemas.openxmlformats.org/wordprocessingml/2006/main" xmlns:w14="http://schemas.microsoft.com/office/word/2010/wordml" xmlns:w15="http://schemas.microsoft.com/office/word/2012/wordml" xmlns:w16cex="http://schemas.microsoft.com/office/word/2018/wordml/cex" xmlns:w16cid="http://schemas.microsoft.com/office/word/2016/wordml/cid" xmlns:w16="http://schemas.microsoft.com/office/word/2018/wordml" xmlns:w16du="http://schemas.microsoft.com/office/word/2023/wordml/word16du" xmlns:w16sdtdh="http://schemas.microsoft.com/office/word/2020/wordml/sdtdatahash" xmlns:w16se="http://schemas.microsoft.com/office/word/2015/wordml/symex" xmlns:wpg="http://schemas.microsoft.com/office/word/2010/wordprocessingGroup" xmlns:wpi="http://schemas.microsoft.com/office/word/2010/wordprocessingInk" xmlns:wne="http://schemas.microsoft.com/office/word/2006/wordml" xmlns:wps="http://schemas.microsoft.com/office/word/2010/wordprocessingShape" mc:Ignorable="w14 w15 w16se w16cid w16 w16cex w16sdtdh wp14">
   <w:body>
     <w:p>
       <w:pPr>
         <w:rPr>
           <w:rtl/>
-          <w:lang w:bidi="ar-AE"/>
+          <w:lang w:bidi="ar-SA"/>
         </w:rPr>
       </w:pPr>
       <w:hyperlink r:id="rId4" w:history="1">
+        <w:r>
+          <w:rPr>
+            <w:rStyle w:val="Hyperlink"/>
+            <w:rtl/>
+            <w:lang w:bidi="ar-SA"/>
+          </w:rPr>
+          <w:t>انحرف في ضلاله</w:t>
+        </w:r>
+      </w:hyperlink>
+    </w:p>
+    <w:p>
+      <w:pPr>
+        <w:rPr>
+          <w:rtl/>
+          <w:lang w:bidi="ar-SA"/>
+        </w:rPr>
+      </w:pPr>
+      <w:r>
+        <w:rPr>
+          <w:rFonts w:hint="cs"/>
+          <w:rtl/>
+          <w:lang w:bidi="ar-SA"/>
+        </w:rPr>
+        <w:t>أمثال 4: 18:"</w:t>
+      </w:r>
+      <w:r>
+        <w:rPr>
+          <w:rtl/>
+        </w:rPr>
+        <w:t xml:space="preserve"> </w:t>
+      </w:r>
+      <w:r>
+        <w:rPr>
+          <w:rtl/>
+          <w:lang w:bidi="ar-SA"/>
+        </w:rPr>
+        <w:t>أَمَّا سَبِيلُ الصِّدِّيقِينَ فَكَنُورٍ مُشْرِق، يَتَزَايَدُ وَيُنِيرُ إِلَى النَّهَارِ الْكَامِلِ.</w:t>
+      </w:r>
+      <w:r>
+        <w:rPr>
+          <w:rFonts w:hint="cs"/>
+          <w:rtl/>
+          <w:lang w:bidi="ar-SA"/>
+        </w:rPr>
+        <w:t>"</w:t>
+      </w:r>
+    </w:p>
+    <w:p>
+      <w:pPr>
+        <w:bidi w:val="0"/>
+        <w:rPr>
+          <w:rtl/>
+          <w:lang w:bidi="ar-SA"/>
+        </w:rPr>
+      </w:pPr>
+      <w:r>
+        <w:rPr>
+          <w:lang w:bidi="ar-SA"/>
+        </w:rPr>
+        <w:t>Frank Binford Hole</w:t>
+      </w:r>
+    </w:p>
+    <w:p>
+      <w:pPr>
+        <w:rPr>
+          <w:rtl/>
+          <w:lang w:bidi="ar-SA"/>
+        </w:rPr>
+      </w:pPr>
+      <w:r>
+        <w:rPr>
+          <w:rFonts w:hint="cs"/>
+          <w:rtl/>
+          <w:lang w:bidi="ar-SA"/>
+        </w:rPr>
+        <w:t>مقدمة</w:t>
+      </w:r>
+    </w:p>
+    <w:p>
+      <w:pPr>
+        <w:rPr>
+          <w:rtl/>
+          <w:lang w:bidi="ar-SA"/>
+        </w:rPr>
+      </w:pPr>
+      <w:r>
+        <w:rPr>
+          <w:rFonts w:hint="cs"/>
+          <w:rtl/>
+          <w:lang w:bidi="ar-SA"/>
+        </w:rPr>
+        <w:t xml:space="preserve">هذا العدد يقارن سبيل الصديقين بـ"نور الصباح المشرق". الأشرار أيضًا لهم سبيلهم الخاص بهم كما تصرح عنه الأعداد التي قبله (أمثال 4: 14 </w:t>
+      </w:r>
+      <w:r>
+        <w:rPr>
+          <w:rtl/>
+          <w:lang w:bidi="ar-SA"/>
+        </w:rPr>
+        <w:t>–</w:t>
+      </w:r>
+      <w:r>
+        <w:rPr>
+          <w:rFonts w:hint="cs"/>
+          <w:rtl/>
+          <w:lang w:bidi="ar-SA"/>
+        </w:rPr>
+        <w:t xml:space="preserve"> 17). هذه الطريقة في التعبير مألوفة بصورة عامة فيها يتم مقارنة الحياة بطريق. فأن نعيش حياتنا هو كما أننا نسير على طول طريق ما. طريق الأشرار بالتالي</w:t>
+      </w:r>
+      <w:r>
+        <w:rPr>
+          <w:rFonts w:hint="cs"/>
+          <w:rtl/>
+          <w:lang w:bidi="ar-SA"/>
+        </w:rPr>
+        <w:t xml:space="preserve"> هو نوعية طريق كما يعيشها الشرير والتي يجب تفاديها بأي ثمن، لأنه كما يُشير أمثال 4: 19، بأنها تؤدي إلى ظلام الليل، حيث آجلاً أو عاجلاً سيتعثر.</w:t>
+      </w:r>
+    </w:p>
+    <w:p>
+      <w:pPr>
+        <w:rPr>
+          <w:rtl/>
+          <w:lang w:bidi="ar-SA"/>
+        </w:rPr>
+      </w:pPr>
+      <w:r>
+        <w:rPr>
+          <w:rFonts w:hint="cs"/>
+          <w:rtl/>
+          <w:lang w:bidi="ar-SA"/>
+        </w:rPr>
+        <w:t>الصديقون</w:t>
+      </w:r>
+    </w:p>
+    <w:p>
+      <w:pPr>
+        <w:rPr>
+          <w:rtl/>
+          <w:lang w:bidi="ar-SA"/>
+        </w:rPr>
+      </w:pPr>
+      <w:r>
+        <w:rPr>
+          <w:rFonts w:hint="cs"/>
+          <w:rtl/>
+          <w:lang w:bidi="ar-SA"/>
+        </w:rPr>
+        <w:t xml:space="preserve">الصديقون </w:t>
+      </w:r>
+      <w:r>
+        <w:rPr>
+          <w:rtl/>
+          <w:lang w:bidi="ar-SA"/>
+        </w:rPr>
+        <w:t>–</w:t>
+      </w:r>
+      <w:r>
+        <w:rPr>
+          <w:rFonts w:hint="cs"/>
+          <w:rtl/>
+          <w:lang w:bidi="ar-SA"/>
+        </w:rPr>
+        <w:t xml:space="preserve"> هم الذين لهم روابط صحيح</w:t>
+      </w:r>
+      <w:r>
+        <w:rPr>
+          <w:rFonts w:hint="cs"/>
+          <w:rtl/>
+          <w:lang w:bidi="ar-SA"/>
+        </w:rPr>
+        <w:t>ة</w:t>
+      </w:r>
+      <w:r>
+        <w:rPr>
+          <w:rFonts w:hint="cs"/>
+          <w:rtl/>
+          <w:lang w:bidi="ar-SA"/>
+        </w:rPr>
+        <w:t xml:space="preserve"> بالله </w:t>
+      </w:r>
+      <w:r>
+        <w:rPr>
+          <w:rtl/>
+          <w:lang w:bidi="ar-SA"/>
+        </w:rPr>
+        <w:t>–</w:t>
+      </w:r>
+      <w:r>
+        <w:rPr>
+          <w:rFonts w:hint="cs"/>
+          <w:rtl/>
+          <w:lang w:bidi="ar-SA"/>
+        </w:rPr>
+        <w:t xml:space="preserve"> يعيشون بطريقة حياة مختلفة ولهم غايات مختلفة تمامًا. هم لهم طريقهم. إنه مثل نور الصباح الذي، مع أنه يشرق تدريجيًا إلا أنه يصل إلى أسمى إشراقة وأشدها. الشمس تشرق وترسل أشعتها المتزايدة في قوتها كلما وصلت السمت في وقت الظهيرة.</w:t>
+      </w:r>
+    </w:p>
+    <w:p>
+      <w:pPr>
+        <w:rPr>
+          <w:rtl/>
+          <w:lang w:bidi="ar-SA"/>
+        </w:rPr>
+      </w:pPr>
+      <w:r>
+        <w:rPr>
+          <w:rFonts w:hint="cs"/>
+          <w:rtl/>
+          <w:lang w:bidi="ar-SA"/>
+        </w:rPr>
+        <w:t>هنا تنتهي الإشارة. في الواقع فالشمس تمكث للحظة فقط في الأفق لكيما تتّجه بعدها في الحال نحو المساء والليل. والأمر يختلف في النعمة، لأن طريق الصديقين تصل إلى ذروتها في النهار</w:t>
+      </w:r>
+      <w:r>
+        <w:rPr>
+          <w:rFonts w:hint="cs"/>
+          <w:rtl/>
+          <w:lang w:bidi="ar-SA"/>
+        </w:rPr>
+        <w:t xml:space="preserve"> فقط عندما يكون قد وصل إلى المجد، ومتى ما حدث ذلك، فشمسنا لن تغرب على الإطلاق. فهي ستثبت في مكانها في لمعان نور الأفق إلى الأبد. إن طريق الصديقين يشبهها.</w:t>
+      </w:r>
+    </w:p>
+    <w:p>
+      <w:pPr>
+        <w:rPr>
+          <w:rtl/>
+          <w:lang w:bidi="ar-SA"/>
+        </w:rPr>
+      </w:pPr>
+      <w:r>
+        <w:rPr>
+          <w:rFonts w:hint="cs"/>
+          <w:rtl/>
+          <w:lang w:bidi="ar-SA"/>
+        </w:rPr>
+        <w:t>إنه حقًا ادّعاء ملفت للانتباه. هل استوعبنا جميعنا هذا؟ إن كان نعم، فسوف يوجّهنا هذا إلى الإشارة: "يقينًا أن طريق الصديقين من الممكن أن يكون هكذا، ولكن بحسب العادة فهو يبدو خلاف ذلك." ولا بد أن نوافق على ذلك. نعم، بحسب العادة فإن الأمر ليس كذلك، نعم ومن الممكن أن نصل بعيدًا في الرأي بأنه في العالم هو ليس هكذا أبدًا.</w:t>
+      </w:r>
+    </w:p>
+    <w:p>
+      <w:pPr>
+        <w:rPr>
+          <w:rtl/>
+          <w:lang w:bidi="ar-SA"/>
+        </w:rPr>
+      </w:pPr>
+      <w:r>
+        <w:rPr>
+          <w:rFonts w:hint="cs"/>
+          <w:rtl/>
+          <w:lang w:bidi="ar-SA"/>
+        </w:rPr>
+        <w:t>المسيح بنفسه</w:t>
+      </w:r>
+    </w:p>
+    <w:p>
+      <w:pPr>
+        <w:rPr>
+          <w:rtl/>
+          <w:lang w:bidi="ar-SA"/>
+        </w:rPr>
+      </w:pPr>
+      <w:r>
+        <w:rPr>
+          <w:rFonts w:hint="cs"/>
+          <w:rtl/>
+          <w:lang w:bidi="ar-SA"/>
+        </w:rPr>
+        <w:t xml:space="preserve">دعونا أيضًا نفكّر بذاك الواحد الذي كان "بارًا" (أعمال الرسل 7: 52). لا يوجد أي صدّيق آخر من الممكن أن يُذكر معه في هذا الارتباط. إنه بعيدٌ كل البُعد عن كل مقارنة، وهو فريد والوحيد في كماله. </w:t>
+      </w:r>
+      <w:r>
+        <w:rPr>
+          <w:rFonts w:hint="cs"/>
+          <w:rtl/>
+          <w:lang w:bidi="ar-SA"/>
+        </w:rPr>
+        <w:t>ما هو طريقه الذي سار فيه؟ نبويًا كان قد أُخبِر عنه سابقًا في إشعياء 49: 4. هناك نحن نسمع صوته: "</w:t>
+      </w:r>
+      <w:r>
+        <w:rPr>
+          <w:rFonts w:ascii="Arial" w:hAnsi="Arial" w:cs="Arial" w:hint="cs"/>
+          <w:rtl/>
+          <w:lang w:bidi="ar-SA"/>
+        </w:rPr>
+        <w:t>​</w:t>
+      </w:r>
+      <w:r>
+        <w:rPr>
+          <w:rFonts w:hint="cs"/>
+          <w:rtl/>
+          <w:lang w:bidi="ar-SA"/>
+        </w:rPr>
+        <w:t>أَمَّا</w:t>
+      </w:r>
+      <w:r>
+        <w:rPr>
+          <w:rtl/>
+          <w:lang w:bidi="ar-SA"/>
+        </w:rPr>
+        <w:t xml:space="preserve"> </w:t>
+      </w:r>
+      <w:r>
+        <w:rPr>
+          <w:rFonts w:hint="cs"/>
+          <w:rtl/>
+          <w:lang w:bidi="ar-SA"/>
+        </w:rPr>
+        <w:t>أَنَا</w:t>
+      </w:r>
+      <w:r>
+        <w:rPr>
+          <w:rtl/>
+          <w:lang w:bidi="ar-SA"/>
+        </w:rPr>
+        <w:t xml:space="preserve"> </w:t>
+      </w:r>
+      <w:r>
+        <w:rPr>
+          <w:rFonts w:hint="cs"/>
+          <w:rtl/>
+          <w:lang w:bidi="ar-SA"/>
+        </w:rPr>
+        <w:t>فَقُلْتُ</w:t>
+      </w:r>
+      <w:r>
+        <w:rPr>
+          <w:rtl/>
+          <w:lang w:bidi="ar-SA"/>
+        </w:rPr>
+        <w:t xml:space="preserve">: </w:t>
+      </w:r>
+      <w:r>
+        <w:rPr>
+          <w:rFonts w:hint="cs"/>
+          <w:rtl/>
+          <w:lang w:bidi="ar-SA"/>
+        </w:rPr>
+        <w:t>«</w:t>
+      </w:r>
+      <w:r>
+        <w:rPr>
+          <w:rtl/>
+          <w:lang w:bidi="ar-SA"/>
+        </w:rPr>
+        <w:t xml:space="preserve"> </w:t>
+      </w:r>
+      <w:r>
+        <w:rPr>
+          <w:rFonts w:hint="cs"/>
+          <w:rtl/>
+          <w:lang w:bidi="ar-SA"/>
+        </w:rPr>
+        <w:t>عَبَثًا</w:t>
+      </w:r>
+      <w:r>
+        <w:rPr>
+          <w:rtl/>
+          <w:lang w:bidi="ar-SA"/>
+        </w:rPr>
+        <w:t xml:space="preserve"> </w:t>
+      </w:r>
+      <w:r>
+        <w:rPr>
+          <w:rFonts w:hint="cs"/>
+          <w:rtl/>
+          <w:lang w:bidi="ar-SA"/>
+        </w:rPr>
+        <w:t>تَعِبْتُ</w:t>
+      </w:r>
+      <w:r>
+        <w:rPr>
+          <w:rtl/>
+          <w:lang w:bidi="ar-SA"/>
+        </w:rPr>
+        <w:t xml:space="preserve">. </w:t>
+      </w:r>
+      <w:r>
+        <w:rPr>
+          <w:rFonts w:hint="cs"/>
+          <w:rtl/>
+          <w:lang w:bidi="ar-SA"/>
+        </w:rPr>
+        <w:t>بَاطِلاً</w:t>
+      </w:r>
+      <w:r>
+        <w:rPr>
+          <w:rtl/>
+          <w:lang w:bidi="ar-SA"/>
+        </w:rPr>
+        <w:t xml:space="preserve"> </w:t>
+      </w:r>
+      <w:r>
+        <w:rPr>
+          <w:rFonts w:hint="cs"/>
+          <w:rtl/>
+          <w:lang w:bidi="ar-SA"/>
+        </w:rPr>
+        <w:t>وَفَارِغًا</w:t>
+      </w:r>
+      <w:r>
+        <w:rPr>
+          <w:rtl/>
+          <w:lang w:bidi="ar-SA"/>
+        </w:rPr>
+        <w:t xml:space="preserve"> </w:t>
+      </w:r>
+      <w:r>
+        <w:rPr>
+          <w:rFonts w:hint="cs"/>
+          <w:rtl/>
+          <w:lang w:bidi="ar-SA"/>
+        </w:rPr>
+        <w:t>أَفْنَيْتُ</w:t>
+      </w:r>
+      <w:r>
+        <w:rPr>
+          <w:rtl/>
+          <w:lang w:bidi="ar-SA"/>
+        </w:rPr>
+        <w:t xml:space="preserve"> </w:t>
+      </w:r>
+      <w:r>
+        <w:rPr>
+          <w:rFonts w:hint="cs"/>
+          <w:rtl/>
+          <w:lang w:bidi="ar-SA"/>
+        </w:rPr>
+        <w:t>قُدْرَتِي</w:t>
+      </w:r>
+      <w:r>
+        <w:rPr>
+          <w:rtl/>
+          <w:lang w:bidi="ar-SA"/>
+        </w:rPr>
+        <w:t>.</w:t>
+      </w:r>
+      <w:r>
+        <w:rPr>
+          <w:rFonts w:hint="cs"/>
+          <w:rtl/>
+          <w:lang w:bidi="ar-SA"/>
+        </w:rPr>
+        <w:t>"</w:t>
+      </w:r>
+    </w:p>
+    <w:p>
+      <w:pPr>
+        <w:rPr>
+          <w:rtl/>
+          <w:lang w:bidi="ar-SA"/>
+        </w:rPr>
+      </w:pPr>
+      <w:r>
+        <w:rPr>
+          <w:rFonts w:hint="cs"/>
+          <w:rtl/>
+          <w:lang w:bidi="ar-SA"/>
+        </w:rPr>
+        <w:t xml:space="preserve">إن توجهنا إلى الأناجيل فسنرى كم تحققت في حياته الكلمات التي نطق بها تمامًا. فمن بداية خدمته العلنية علت شمسه إلى قمة السماء. في الناصرة، حيث تكلم في مجامعهم، تعجّب الشعب من كلمات النعمة الخارجة من شفتيه. لكن سرعان ما أثارت أمانته غيظهم وكانوا سيقتلوه لو </w:t>
+      </w:r>
+      <w:r>
+        <w:rPr>
+          <w:rFonts w:hint="cs"/>
+          <w:rtl/>
+          <w:lang w:bidi="ar-SA"/>
+        </w:rPr>
+        <w:t>س</w:t>
+      </w:r>
+      <w:r>
+        <w:rPr>
+          <w:rFonts w:hint="cs"/>
+          <w:rtl/>
+          <w:lang w:bidi="ar-SA"/>
+        </w:rPr>
+        <w:t xml:space="preserve">نحت لهم </w:t>
+      </w:r>
+      <w:r>
+        <w:rPr>
+          <w:rFonts w:hint="cs"/>
+          <w:rtl/>
+          <w:lang w:bidi="ar-SA"/>
+        </w:rPr>
+        <w:t xml:space="preserve">في </w:t>
+      </w:r>
+      <w:r>
+        <w:rPr>
+          <w:rFonts w:hint="cs"/>
+          <w:rtl/>
+          <w:lang w:bidi="ar-SA"/>
+        </w:rPr>
+        <w:t xml:space="preserve">تلك الساعة الفرصة لفعل ذلك. من بعد ذلك تتالت لحظات وعيدة، فترات جعلت الشعب يعي الرغبة بأن يملّكوه. أو حيثما حيّوه بهتافاتهم "هوشعنا"، حينما كان راكبًا على جحش ابن أتان وكان أعداؤه يشدون على أسنانهم مغتاظين غيظًا </w:t>
+      </w:r>
+      <w:r>
+        <w:rPr>
+          <w:rFonts w:hint="cs"/>
+          <w:rtl/>
+          <w:lang w:bidi="ar-SA"/>
+        </w:rPr>
+        <w:t>يُفقد الوعي قائلين: "العالم سار وراءه!"</w:t>
+      </w:r>
+    </w:p>
+    <w:p>
+      <w:pPr>
+        <w:rPr>
+          <w:rtl/>
+          <w:lang w:bidi="ar-SA"/>
+        </w:rPr>
+      </w:pPr>
+      <w:r>
+        <w:rPr>
+          <w:rFonts w:hint="cs"/>
+          <w:rtl/>
+          <w:lang w:bidi="ar-SA"/>
+        </w:rPr>
+        <w:t>لكن تلك اللحظات كانت استثنائية مضادة لاختباراته المعتادة في طريقه. وكان</w:t>
+      </w:r>
+      <w:r>
+        <w:rPr>
+          <w:rFonts w:hint="cs"/>
+          <w:rtl/>
+          <w:lang w:bidi="ar-SA"/>
+        </w:rPr>
+        <w:t xml:space="preserve">ت تحيط به أعداؤه ومفشلات ظاهرة للعيان أكثر وأكثر، إلى أن جاء أخيرًا الأسبوع المشؤوم في أورشليم الذي انتهى بموته. </w:t>
+      </w:r>
+      <w:r>
+        <w:rPr>
+          <w:rFonts w:hint="cs"/>
+          <w:rtl/>
+          <w:lang w:bidi="ar-SA"/>
+        </w:rPr>
+        <w:t>إن</w:t>
+      </w:r>
+      <w:r>
+        <w:rPr>
+          <w:rFonts w:hint="cs"/>
+          <w:rtl/>
+          <w:lang w:bidi="ar-SA"/>
+        </w:rPr>
+        <w:t xml:space="preserve"> المؤرخ العالمي الذي كان في تلك الأيام في أورشليم كان سيُخبر بأن يسوع الناصري الذي بعث بآمال كبيرة في قلوب بعض الحالمين </w:t>
+      </w:r>
+      <w:r>
+        <w:rPr>
+          <w:rtl/>
+          <w:lang w:bidi="ar-SA"/>
+        </w:rPr>
+        <w:t>–</w:t>
+      </w:r>
+      <w:r>
+        <w:rPr>
+          <w:rFonts w:hint="cs"/>
+          <w:rtl/>
+          <w:lang w:bidi="ar-SA"/>
+        </w:rPr>
+        <w:t xml:space="preserve"> صيادي سمك من الجليل وأناس مثلهم </w:t>
+      </w:r>
+      <w:r>
+        <w:rPr>
+          <w:rtl/>
+          <w:lang w:bidi="ar-SA"/>
+        </w:rPr>
+        <w:t>–</w:t>
+      </w:r>
+      <w:r>
+        <w:rPr>
+          <w:rFonts w:hint="cs"/>
+          <w:rtl/>
+          <w:lang w:bidi="ar-SA"/>
+        </w:rPr>
+        <w:t xml:space="preserve"> كانت نهايته سريعة ومثيرة. شمسه غابت وسط غيوم مليئة بالرعود</w:t>
+      </w:r>
+      <w:r>
+        <w:rPr>
+          <w:rFonts w:hint="cs"/>
+          <w:rtl/>
+          <w:lang w:bidi="ar-SA"/>
+        </w:rPr>
+        <w:t>. طريقه لم يكن ولا بأية صورة مثل النور الذي دائمًا يزداد ضياؤه إلى النهار الكامل، وإنما بالحري كان كالنور الخافت لظهيرة شتوية عاصفة الذي دائمًا ما ضعفت شدته إلى أن صار ليل في ظلام النحس. هذا كان تقدير العالم بشكل مؤكد.</w:t>
+      </w:r>
+    </w:p>
+    <w:p>
+      <w:pPr>
+        <w:rPr>
+          <w:rtl/>
+          <w:lang w:bidi="ar-SA"/>
+        </w:rPr>
+      </w:pPr>
+      <w:r>
+        <w:rPr>
+          <w:rFonts w:hint="cs"/>
+          <w:rtl/>
+          <w:lang w:bidi="ar-SA"/>
+        </w:rPr>
+        <w:t>فأي شيء كان الصحيح؟ حُكم العالم أم حُكم الكاتب الموحى له؟ في إحدى الترانيم يقول: "طريقك لم تعمّ فيه أفراح أرضية لم يؤدي إلا إلى موت الصليب." هل إلى الصليب فقط؟ نعم، يقينًا، إن حصرنا أفكارنا في طريقه على الأرض كما تصرّح به هذه الترنيمة بشكل  جميل وفي محلّه. ولكن إن رفعنا عيوننا فوق هذا المشهد فسنشهد بهتاف النصرة بأنه لم يؤدّي إلى الصليب فقط، وإنما إلى المجد أيضًا كما يُعلن المزمور 16 عن ذلك.</w:t>
+      </w:r>
+    </w:p>
+    <w:p>
+      <w:pPr>
+        <w:rPr>
+          <w:rtl/>
+          <w:lang w:bidi="ar-SA"/>
+        </w:rPr>
+      </w:pPr>
+      <w:r>
+        <w:rPr>
+          <w:rFonts w:hint="cs"/>
+          <w:rtl/>
+          <w:lang w:bidi="ar-SA"/>
+        </w:rPr>
+        <w:t>إنه بالطبع صحيح</w:t>
+      </w:r>
+      <w:r>
+        <w:rPr>
+          <w:rFonts w:hint="cs"/>
+          <w:rtl/>
+          <w:lang w:bidi="ar-SA"/>
+        </w:rPr>
+        <w:t xml:space="preserve"> أن العين الإلهية ترى في كل طريق ما هو غير مُعلَم لدى المؤرخ العادي. حينما نظر الآب إلى ابنه الحبيب، ما الذي رآه؟ هو رأى بأن كل شيء حسن في وقته. النعمة أنارت من كل الأمور: من طفولته، صباه، سني شبوبيته ونضوجه. وبقدر ازدياده بالحكمة والعظمة هكذا أيضًا اشتد النور أيضًا المنبعث منه. وحينما ابتدأ بخدمته العلنية، فجأة ظهر "نور عظيم للشعب الجالس في ظلمة" (متى 4: 16). الشمس كانت قد أشرقت عليهم. وبالرغم من كل ما عُمل ضده ارتفع النور عن خلفية خطية الإنسان القاتمة. ووكلما تجرّب أكثر كلما ازداد النور في ضياءه لمجد ومسرة الله. وحينما بدا كما لو أن الإنسان محاه في النهاية بالموت، ففي تلك اللحظة كان حقه قد وصل في لمعانه إلى الأفق. وحينما كان يعتريه شعور مسبق بموته قال: "</w:t>
+      </w:r>
+      <w:r>
+        <w:rPr>
+          <w:rtl/>
+          <w:lang w:bidi="ar-SA"/>
+        </w:rPr>
+        <w:t xml:space="preserve">الآنَ تَمَجَّدَ ابْنُ الإِنْسَانِ وَتَمَجَّدَ اللهُ فِيهِ. إِنْ كَانَ اللهُ قَدْ تَمَجَّدَ فِيهِ، فَإِنَّ اللهَ سَيُمَجِّدُهُ فِي ذَاتِهِ، وَيُمَجِّدُهُ سَرِيعًا. </w:t>
+      </w:r>
+      <w:r>
+        <w:rPr>
+          <w:rFonts w:hint="cs"/>
+          <w:rtl/>
+          <w:lang w:bidi="ar-SA"/>
+        </w:rPr>
+        <w:t xml:space="preserve">" (يوحنا 13: 31، 32). </w:t>
+      </w:r>
+      <w:r>
+        <w:rPr>
+          <w:rFonts w:hint="cs"/>
+          <w:rtl/>
+          <w:lang w:bidi="ar-SA"/>
+        </w:rPr>
+        <w:t xml:space="preserve">وكما رأى الإنسان كان موته نهاية كل أمل معتمد عليه، ولكن كيفما رأى الله، كان هذا بداية كل بركة. بالنسبة لذاك كان هذا أشد مستوى في الذُلّ، وللآخر أسمى تعبير عن مجده. بالنسبة لذاك كان هذا انطفاء شمسه في ليل الموت، وللآخر إقامة شمسه في قبة الضياء إلى الأبد لإظهار مجده على امتداده الغير محدود. </w:t>
+      </w:r>
+      <w:r>
+        <w:rPr>
+          <w:rFonts w:hint="cs"/>
+          <w:rtl/>
+          <w:lang w:bidi="ar-SA"/>
+        </w:rPr>
+        <w:t>لقد تم في موته والذي تلاه مباشرة تمجيده في مجد الآب الذي سينكشف بعد في هذا العالم وأمام كل الكون.</w:t>
+      </w:r>
+    </w:p>
+    <w:p>
+      <w:pPr>
+        <w:rPr>
+          <w:rtl/>
+          <w:lang w:bidi="ar-SA"/>
+        </w:rPr>
+      </w:pPr>
+      <w:r>
+        <w:rPr>
+          <w:rFonts w:hint="cs"/>
+          <w:rtl/>
+          <w:lang w:bidi="ar-SA"/>
+        </w:rPr>
+        <w:t>إن طريق "البار" قد وصل إلى "النهار الكامل" في حضرة الآب بعكس كل البيانات. طريقه كامل كما لا يمكن أن يُقال عن طريق آخر. لم يعمل أحد ما أكمله هو. كما وأن جميع الذين كان لهم الامتياز بأن يكونوا خدام الله كانوا مثله في هذا الأمر. وبأنه كانت هنالك هزائم ظاهرة للعيان وتعثر في خطواتهم وهذا لم يكن دائمًا بسبب أخطاءهم الشخصية، وإنما على العكس كثيرًا ما كانت بسبب أمانتهم الشخصية، وهذا صحيح بخصوص قديسي العهد القديم والجديد.</w:t>
+      </w:r>
+    </w:p>
+    <w:p>
+      <w:pPr>
+        <w:rPr>
+          <w:rtl/>
+          <w:lang w:bidi="ar-SA"/>
+        </w:rPr>
+      </w:pPr>
+      <w:r>
+        <w:rPr>
+          <w:rFonts w:hint="cs"/>
+          <w:rtl/>
+          <w:lang w:bidi="ar-SA"/>
+        </w:rPr>
+        <w:t>موسى</w:t>
+      </w:r>
+    </w:p>
+    <w:p>
+      <w:pPr>
+        <w:rPr>
+          <w:rtl/>
+          <w:lang w:bidi="ar-SA"/>
+        </w:rPr>
+      </w:pPr>
+      <w:r>
+        <w:rPr>
+          <w:rFonts w:hint="cs"/>
+          <w:rtl/>
+          <w:lang w:bidi="ar-SA"/>
+        </w:rPr>
+        <w:t>لننظر إلى موسى. يا لها من بداية جميلة حينما قاوم فرعون المقتدر وسحرته بإيمان وشجاعة منحها له الله. لننظر إليه عند ضفاف البحر الأحمر وعصا الله في يده الممدودة. لنسمع ترنيمة نصرة مئات من الآلاف. ألم يكن هذا الأمر عظيمًا في حجمه؟ أفما كنا سنقول جميعنا بأن شمسه قد وصلت إلى النهار الكامل؟ غير أنه بعد ذلك قادنا في آثار رحلة برية طالت أربعين عامًا. وداعته وصبره فعلاً كانا ملفت</w:t>
+      </w:r>
+      <w:r>
+        <w:rPr>
+          <w:rFonts w:hint="cs"/>
+          <w:rtl/>
+          <w:lang w:bidi="ar-SA"/>
+        </w:rPr>
+        <w:t>ي</w:t>
+      </w:r>
+      <w:r>
+        <w:rPr>
+          <w:rFonts w:hint="cs"/>
+          <w:rtl/>
+          <w:lang w:bidi="ar-SA"/>
+        </w:rPr>
+        <w:t>ن للنظر. غير أن الشعب الذي قاده دائمًا ما أظهر خيبة أمل متزايدة إلى أن كاد المشرّع العظيم ينهار عند نهاية هذه الفترة من الامتحان وتكلم بشفتيه</w:t>
+      </w:r>
+      <w:r>
+        <w:rPr>
+          <w:rtl/>
+        </w:rPr>
+        <w:t xml:space="preserve"> </w:t>
+      </w:r>
+      <w:r>
+        <w:rPr>
+          <w:rtl/>
+          <w:lang w:bidi="ar-SA"/>
+        </w:rPr>
+        <w:t xml:space="preserve">دون </w:t>
+      </w:r>
+      <w:r>
+        <w:rPr>
+          <w:rFonts w:hint="cs"/>
+          <w:rtl/>
+          <w:lang w:bidi="ar-SA"/>
+        </w:rPr>
+        <w:t>تفكير. وليس لنا أن نستغرب من ذلك. إننا كنا سننهار قبل انقضاء أربعين يومًا</w:t>
+      </w:r>
+      <w:r>
+        <w:rPr>
+          <w:rFonts w:hint="cs"/>
+          <w:rtl/>
+          <w:lang w:bidi="ar-SA"/>
+        </w:rPr>
+        <w:t>، بينما موسى احتمل ذلك ما يقارب الأربعين سنة. للأسف في تلك الساعة خرج منه: "</w:t>
+      </w:r>
+      <w:r>
+        <w:rPr>
+          <w:rtl/>
+        </w:rPr>
+        <w:t xml:space="preserve"> </w:t>
+      </w:r>
+      <w:r>
+        <w:rPr>
+          <w:rtl/>
+          <w:lang w:bidi="ar-SA"/>
+        </w:rPr>
+        <w:t>«اسْمَعُوا أَيُّهَا الْمَرَدَةُ، أَمِنْ هذِهِ الصَّخْرَةِ نُخْرِجُ لَكُمْ مَاءً؟».</w:t>
+      </w:r>
+      <w:r>
+        <w:rPr>
+          <w:rFonts w:hint="cs"/>
+          <w:rtl/>
+          <w:lang w:bidi="ar-SA"/>
+        </w:rPr>
+        <w:t>" وضرب الصخرة مرتين من غضبه.</w:t>
+      </w:r>
+    </w:p>
+    <w:p>
+      <w:pPr>
+        <w:rPr>
+          <w:rtl/>
+          <w:lang w:bidi="ar-SA"/>
+        </w:rPr>
+      </w:pPr>
+      <w:r>
+        <w:rPr>
+          <w:rFonts w:hint="cs"/>
+          <w:rtl/>
+          <w:lang w:bidi="ar-SA"/>
+        </w:rPr>
+        <w:t xml:space="preserve">آهٍ، يا لموسى المسكين. تلك الشفاه، التي كان يجب أن تكون فمًا لله أخرجت كلامًا غضوبًا، والتي من الواضح أنها لم تكن من الله وقدّمته بصورة خاطئة. لهذا خطيته كانت عظيمة وهكذا عقابه أيضًا. لقد مُنع من أن يدخل كنعان. إن الدخول المصحوب بهتاف النصرة إلى أرض الميعاد، والذي كان كنتيجة خروجه الانتصاري من مصر لم يتحقق </w:t>
+      </w:r>
+      <w:r>
+        <w:rPr>
+          <w:rFonts w:hint="cs"/>
+          <w:rtl/>
+          <w:lang w:bidi="ar-SA"/>
+        </w:rPr>
+        <w:t>معه</w:t>
+      </w:r>
+      <w:r>
+        <w:rPr>
+          <w:rFonts w:hint="cs"/>
+          <w:rtl/>
+          <w:lang w:bidi="ar-SA"/>
+        </w:rPr>
+        <w:t>. ما الذي كان سيخبر عنه المؤرخ العالمي؟ من دون أي شك كان سيقول بأن شمس موسى لم تصل إلى النهار الكامل في زمن خروجه، كما وأنها غابت ثانية في رحلة البرية أمام حدود أرض الموعد. لكن هل فعلاً هذا ما حدث؟ لننظر إلى جبل التجلي الذي نقرأ عنه في الأناجيل. هناك نحن نراه</w:t>
+      </w:r>
+      <w:r>
+        <w:rPr>
+          <w:rFonts w:hint="cs"/>
+          <w:rtl/>
+          <w:lang w:bidi="ar-SA"/>
+        </w:rPr>
+        <w:t xml:space="preserve"> ظاهرًا</w:t>
+      </w:r>
+      <w:r>
+        <w:rPr>
+          <w:rFonts w:hint="cs"/>
+          <w:rtl/>
+          <w:lang w:bidi="ar-SA"/>
+        </w:rPr>
+        <w:t xml:space="preserve"> في المجد </w:t>
+      </w:r>
+      <w:r>
+        <w:rPr>
+          <w:rFonts w:hint="cs"/>
+          <w:rtl/>
+          <w:lang w:bidi="ar-SA"/>
+        </w:rPr>
+        <w:t>في شركة مع ابن الله. هل شمسه غابت؟ كلا، لقد تألقت أكثر وأكثر إلى النهار الكامل.</w:t>
+      </w:r>
+    </w:p>
+    <w:p>
+      <w:pPr>
+        <w:rPr>
+          <w:rtl/>
+          <w:lang w:bidi="ar-SA"/>
+        </w:rPr>
+      </w:pPr>
+      <w:r>
+        <w:rPr>
+          <w:rFonts w:hint="cs"/>
+          <w:rtl/>
+          <w:lang w:bidi="ar-SA"/>
+        </w:rPr>
+        <w:t>إيليا</w:t>
+      </w:r>
+    </w:p>
+    <w:p>
+      <w:pPr>
+        <w:rPr>
+          <w:rtl/>
+          <w:lang w:bidi="ar-SA"/>
+        </w:rPr>
+      </w:pPr>
+      <w:r>
+        <w:rPr>
+          <w:rFonts w:hint="cs"/>
+          <w:rtl/>
+          <w:lang w:bidi="ar-SA"/>
+        </w:rPr>
+        <w:t xml:space="preserve">لننظر إلى إيليا، وهي شخصية متميزة أخرى في العهد القديم. طريقه لم يكن هكذا تمامًا. إن نظرنا إليه وحيدًا من دون أي سند بشري أمام ثمانيمئة وخمسين نبي على جبل الكرمل الذين كان وراءهم آخاب، إيزابيل والشعب، عندها بدا وكأنه كان أشجع بطل من أبطال العهد القديم. استجابة لصلاته سقطت نار من السماء. هل كان هذا انتصارًا ساحقًا! إنه في الواقع كان بالنسبة له "النهار الكامل". يقينًا. لكن انظر إليه من بعد ذلك بأيام قليلة وهو تحت </w:t>
+      </w:r>
+      <w:r>
+        <w:rPr>
+          <w:rtl/>
+          <w:lang w:bidi="ar-SA"/>
+        </w:rPr>
+        <w:t>رَتَمَةٍ</w:t>
+      </w:r>
+      <w:r>
+        <w:rPr>
+          <w:rFonts w:hint="cs"/>
+          <w:rtl/>
+          <w:lang w:bidi="ar-SA"/>
+        </w:rPr>
+        <w:t xml:space="preserve">، يعتريه الخوف من إيزابيل. </w:t>
+      </w:r>
+      <w:r>
+        <w:rPr>
+          <w:rFonts w:hint="cs"/>
+          <w:rtl/>
+          <w:lang w:bidi="ar-SA"/>
+        </w:rPr>
+        <w:t>هناك بدت شمسه قد غابت، بينما كان لا زال نهار. من بعدها جاء حوريب ومُسح مكانه نبي آخر. هل خبا نوره؟ على جبل التجلي كان واقفًا مع يسوع. وإيليا أيضًا كان يلمع في المجد. لم يكُن ليلٌ أمامه، هو وقف في نور النهار الكامل.</w:t>
+      </w:r>
+    </w:p>
+    <w:p>
+      <w:pPr>
+        <w:rPr>
+          <w:lang w:bidi="ar-SA"/>
+        </w:rPr>
+      </w:pPr>
+      <w:hyperlink r:id="rId5" w:anchor=":~:text=Es%20ist%20nur%20einer%20unter" w:history="1">
         <w:r>
           <w:rPr>
             <w:rStyle w:val="Hyperlink"/>
             <w:rFonts w:hint="cs"/>
             <w:rtl/>
-            <w:lang w:bidi="ar-AE"/>
+            <w:lang w:bidi="ar-SA"/>
           </w:rPr>
-          <w:t>النبي دانيال</w:t>
+          <w:t>بولس</w:t>
         </w:r>
       </w:hyperlink>
     </w:p>
-    <w:p>
-      <w:pPr>
-        <w:rPr>
-          <w:rtl/>
-          <w:lang w:bidi="ar-AE"/>
-        </w:rPr>
-      </w:pPr>
-      <w:r>
-        <w:rPr>
-          <w:lang w:bidi="ar-AE"/>
-        </w:rPr>
-        <w:t>Frank Binford Hole</w:t>
-      </w:r>
-    </w:p>
-    <w:p>
-      <w:pPr>
-        <w:rPr>
-          <w:rtl/>
-          <w:lang w:bidi="ar-AE"/>
-        </w:rPr>
-      </w:pPr>
-      <w:r>
-        <w:rPr>
-          <w:rFonts w:hint="cs"/>
-          <w:rtl/>
-          <w:lang w:bidi="ar-AE"/>
-        </w:rPr>
-        <w:t>تمهيد</w:t>
-      </w:r>
-    </w:p>
-    <w:p>
-      <w:pPr>
-        <w:rPr>
-          <w:rtl/>
-          <w:lang w:bidi="ar-AE"/>
-        </w:rPr>
-      </w:pPr>
-      <w:r>
-        <w:rPr>
-          <w:rFonts w:hint="cs"/>
-          <w:rtl/>
-          <w:lang w:bidi="ar-AE"/>
-        </w:rPr>
-        <w:t>أشعياء تنبأ في مملكة يهوذا، ما قبل وأثناء حُكم الملك التقي حزقيا. تحت تأثير هذا الحُكم بدت الأمور من الناحية الظاهرة أفضل. لكن كان على النبي أن يرفع الغطاء عن الانحطاط الخفي الذي كان منتشرًا تحته. في كتابنا المقدس يلي سفره سفر النبي أرمياء، الذي أقامه الله ليشهد له في الأيام المؤسفة الأخيرة من تاريخ يهوذا. حينها كان حال الأمور سيئًا لا أمل فيها ودون رؤيا للإصلاح، وبواسطة الملك نبوخذنصر وقع الشؤم على الشعب.</w:t>
-      </w:r>
-    </w:p>
-    <w:p>
-      <w:pPr>
-        <w:rPr>
-          <w:rtl/>
-          <w:lang w:bidi="ar-AE"/>
-        </w:rPr>
-      </w:pPr>
-      <w:r>
-        <w:rPr>
-          <w:rFonts w:hint="cs"/>
-          <w:rtl/>
-          <w:lang w:bidi="ar-AE"/>
-        </w:rPr>
-        <w:t>في الماضي سكن في أرض كنعان سبع شعوب من الأمم. لكنهم اقترفوا خطايا رهيبة حتى أن الله أرسل شعب إسرائيل بقيادة يشوع ليحاربوهم، بمأمورية أن يفنوهم جميعًا</w:t>
-      </w:r>
-      <w:r>
-        <w:rPr>
-          <w:rFonts w:hint="cs"/>
-          <w:rtl/>
-          <w:lang w:bidi="ar-AE"/>
-        </w:rPr>
-        <w:t>. والآن يوجد للرب ما يشابه ذلك ليقوله على فم إرمياء: "</w:t>
-      </w:r>
-      <w:r>
-        <w:rPr>
-          <w:rtl/>
-          <w:lang w:bidi="ar-AE"/>
-        </w:rPr>
-        <w:t>«صَارَ فِي الأَرْضِ دَهَشٌ وَقَشْعَرِيرَةٌ.(5:31) اَلأَنْبِيَاءُ يَتَنَبَّأُونَ بِالْكَذِبِ، وَالْكَهَنَةُ تَحْكُمُ عَلَى أَيْدِيهِمْ، وَشَعْبِي هكَذَا أَحَبَّ. وَمَاذَا تَعْمَلُونَ فِي آخِرَتِهَا؟</w:t>
-      </w:r>
-      <w:r>
-        <w:rPr>
-          <w:rFonts w:hint="cs"/>
-          <w:rtl/>
-          <w:lang w:bidi="ar-AE"/>
-        </w:rPr>
-        <w:t>" (أرمياء 5: 30، 31). إن ما فعله الله "في آخرتها" على يد ملك بابل عاصره واختبره إرمياء في ألم شديد. إننا سنحصل على فكرة من حزنه الشديد إن قرأنا مراثي إرمياء والتي هي بمثابة سفر في حد ذاته.</w:t>
-      </w:r>
-    </w:p>
-    <w:p>
-      <w:pPr>
-        <w:rPr>
-          <w:rtl/>
-          <w:lang w:bidi="ar-AE"/>
-        </w:rPr>
-      </w:pPr>
-      <w:r>
-        <w:rPr>
-          <w:rFonts w:hint="cs"/>
-          <w:rtl/>
-          <w:lang w:bidi="ar-AE"/>
-        </w:rPr>
-        <w:t xml:space="preserve">من ثم يليه سفر النبي حزقيال. هو كان من ضمن الذين سُبوا في حكم يوياكين. هذا حدث قبل سقوط صدقيا ومدينة أورشليم بعدة سنين، الذي اختبره إرمياء معه. في أرض غريبة حصل حزقيال على رؤًى. هو رأى كيف أن المجد، التعبير عن حضور الله، </w:t>
-      </w:r>
-      <w:r>
-        <w:rPr>
-          <w:rFonts w:hint="cs"/>
-          <w:rtl/>
-          <w:lang w:bidi="ar-AE"/>
-        </w:rPr>
-        <w:t>قد ترك الهيكل والمدينة؛ وعندما ابتعد الله كان قد انتهى كل شيء.</w:t>
-      </w:r>
-    </w:p>
-    <w:p>
-      <w:pPr>
-        <w:rPr>
-          <w:rtl/>
-          <w:lang w:bidi="ar-AE"/>
-        </w:rPr>
-      </w:pPr>
-      <w:r>
-        <w:rPr>
-          <w:rFonts w:hint="cs"/>
-          <w:rtl/>
-          <w:lang w:bidi="ar-AE"/>
-        </w:rPr>
-        <w:t>إلا أنه تنبأ كل واحد من أولئك الأنبياء الثلاثة بتدخل مستقبلي من الله، والذي سيكون في صورة جديدة كليًا. أشعياء تكلم عن أمور جديدة بالكامل، وحتى عن سماء جديدة بمجيء المسيا الثاني: أولاً كالعبد الخاضع ليتألم من أجل الخطايا ويموت، ومن ثم كذراع الرب القديرة ليفتدي بقوة ما قد اقتناه بدمه.</w:t>
-      </w:r>
-    </w:p>
-    <w:p>
-      <w:pPr>
-        <w:rPr>
-          <w:rtl/>
-          <w:lang w:bidi="ar-AE"/>
-        </w:rPr>
-      </w:pPr>
-      <w:r>
-        <w:rPr>
-          <w:rFonts w:hint="cs"/>
-          <w:rtl/>
-          <w:lang w:bidi="ar-AE"/>
-        </w:rPr>
-        <w:t xml:space="preserve">أرمياء ينضم إلى نبواته بقوله أن هذه الأمور الجديدة لن تُقام على أساس عهد الناموس العتيق وإنما على أساس عهد النعمة. إن قرأنا الأعداد 31 </w:t>
-      </w:r>
-      <w:r>
-        <w:rPr>
-          <w:rtl/>
-          <w:lang w:bidi="ar-AE"/>
-        </w:rPr>
-        <w:t>–</w:t>
-      </w:r>
-      <w:r>
-        <w:rPr>
-          <w:rFonts w:hint="cs"/>
-          <w:rtl/>
-          <w:lang w:bidi="ar-AE"/>
-        </w:rPr>
-        <w:t xml:space="preserve"> 34 من إصحاحه الـ 31 سنرى كم ترد عبارة "سوف"، على عكس "نريد"، في خروج 19: 8. في هذا العهد الجديد سيتعامل الله بحسب أفكاره ومقاصده بمراحم مستندًا على عمل المسيح كما يكشف أشعياء عن ذلك.</w:t>
-      </w:r>
-    </w:p>
-    <w:p>
-      <w:pPr>
-        <w:rPr>
-          <w:rtl/>
-          <w:lang w:bidi="ar-AE"/>
-        </w:rPr>
-      </w:pPr>
-      <w:r>
-        <w:rPr>
-          <w:rFonts w:hint="cs"/>
-          <w:rtl/>
-          <w:lang w:bidi="ar-AE"/>
-        </w:rPr>
-        <w:t>حزقيال يستكمل النظرة النبوية التي يسلمنا إياها أولئك الأنبياء الثلاثة. في إصحاحه الـ36 هو يخبرنا بالولادة الجديدة التي ستختبرها بقية من إسرائيل قبل دخولها في بركات المُلك الألفي. في الإصحاح التالي هو يتكلم عن الانتعاش الروحي المتجدد في الشعب وعن نظام حياة جديد سيُدخَل فيه.</w:t>
-      </w:r>
-    </w:p>
-    <w:p>
-      <w:pPr>
-        <w:rPr>
-          <w:rtl/>
-          <w:lang w:bidi="ar-AE"/>
-        </w:rPr>
-      </w:pPr>
-      <w:r>
-        <w:rPr>
-          <w:rFonts w:hint="cs"/>
-          <w:rtl/>
-          <w:lang w:bidi="ar-AE"/>
-        </w:rPr>
-        <w:t>هذا يقودنا إلى دانيال الذي أقامه الله عند ابتداء "أزمنة الأمم" (لوقا 21: 24)، تحت حُكم نبوخذنصر. هو كان مؤهلاً من الله ليسلمنا نظرة نبوية عن مجريات هذه الأزمنة التي فيها سيُقطَع المسيح. لذا فستكون الضيقة من نصيب الشعب ولكن على أمل الخلاص في النهاية.</w:t>
-      </w:r>
-    </w:p>
-    <w:p>
-      <w:pPr>
-        <w:rPr>
-          <w:rtl/>
-          <w:lang w:bidi="ar-AE"/>
-        </w:rPr>
-        <w:sectPr>
-          <w:pgSz w:w="11906" w:h="16838"/>
-          <w:pgMar w:top="1440" w:right="1800" w:bottom="1440" w:left="1800" w:header="708" w:footer="708" w:gutter="0"/>
-          <w:cols w:space="708"/>
-          <w:bidi/>
-          <w:rtlGutter/>
-          <w:docGrid w:linePitch="360"/>
-        </w:sectPr>
-      </w:pPr>
-      <w:r>
-        <w:rPr>
-          <w:rFonts w:hint="cs"/>
-          <w:rtl/>
-          <w:lang w:bidi="ar-AE"/>
-        </w:rPr>
-        <w:t>نبوة دانيال تنقسم بشكل واضح إلى جزئين، بغض النظر عن الإصحاح التمهيدي. فيهما يُذكَر لنا موقف دانيال وأصدقائه الثلاثة نحو تأثير عبادة الأوثان، وكيف أن الله اعترف بهم. من النقطة التي تكلم فيها الكلدانيون بالأرامية مع الملك (2: 4) إلى نهاية الإصحاح 7 تُستخدم لغة الأمم هذه</w:t>
-      </w:r>
-      <w:r>
-        <w:rPr>
-          <w:rFonts w:hint="cs"/>
-          <w:rtl/>
-          <w:lang w:bidi="ar-AE"/>
-        </w:rPr>
-        <w:t>. فقط من الإصحاح 8 يعود ثانية إلى اللغة العبرية. بالتالي كُتبت التفاصيل التاريخية والنبوة بالإشارة إلى حُكم الأمم بلغة الأمم. في الإصحاحات الخمسة الأخيرة يُستَعلَن عن أمور دانيال المتعلقة أساسًا بشعبه، على الرغم من أن بعض التفاصيل تُشير أيضًا إلى الأمم.</w:t>
-      </w:r>
-    </w:p>
-    <w:p>
-      <w:pPr>
-        <w:rPr>
-          <w:rtl/>
-          <w:lang w:bidi="ar-AE"/>
-        </w:rPr>
-      </w:pPr>
-      <w:hyperlink r:id="rId5" w:history="1">
-        <w:r>
-          <w:rPr>
-            <w:rStyle w:val="Hyperlink"/>
-            <w:rFonts w:hint="cs"/>
-            <w:rtl/>
-            <w:lang w:bidi="ar-AE"/>
-          </w:rPr>
-          <w:t>إصحاح 1</w:t>
-        </w:r>
-      </w:hyperlink>
-    </w:p>
-    <w:p>
-      <w:pPr>
-        <w:rPr>
-          <w:rtl/>
-          <w:lang w:bidi="ar-AE"/>
-        </w:rPr>
-      </w:pPr>
-      <w:r>
-        <w:rPr>
-          <w:rFonts w:hint="cs"/>
-          <w:rtl/>
-          <w:lang w:bidi="ar-AE"/>
-        </w:rPr>
-        <w:t>ثلاث مرات زحف نبوخذنصر بجيوشه إلى أورشليم. ولقد انقض في ذلك على الملوك يوياقيم، يوياكين وصدقيا. في الحدث الأول اقتيد دانيال وأصدقائه الثلاثة مع عدد كبير من شباب النسل الملكي أو الرئاسي إلى السبي. ولقد اعتُبروا روحيًا على مستوى رفيع في صورة خاصة. الملك البابلي المخضرم أراد بأن يقوّي موقفه السياسي بأكثر رج</w:t>
-      </w:r>
-      <w:r>
-        <w:rPr>
-          <w:rFonts w:hint="cs"/>
-          <w:rtl/>
-          <w:lang w:bidi="ar-AE"/>
-        </w:rPr>
-        <w:t>ال موهوبين من بين الشعوب التي انتصر عليها. هو ضمهم لجمعٍ من السحرة، رجال تعاملوا مع قوات شيطانية وقدموا له مشورتهم على أساس أنشطتهم الغامضة.</w:t>
-      </w:r>
-    </w:p>
-    <w:p>
-      <w:pPr>
-        <w:rPr>
-          <w:rtl/>
-          <w:lang w:bidi="ar-AE"/>
-        </w:rPr>
-      </w:pPr>
-      <w:r>
-        <w:rPr>
-          <w:rFonts w:hint="cs"/>
-          <w:rtl/>
-          <w:lang w:bidi="ar-AE"/>
-        </w:rPr>
-        <w:t xml:space="preserve">لقد كان دانيال وأصدقاؤه قد تثقفوا في الماضي فيما قد يمنحهم معرفة وفطنة. </w:t>
-      </w:r>
-      <w:r>
-        <w:rPr>
-          <w:rFonts w:hint="cs"/>
-          <w:rtl/>
-          <w:lang w:bidi="ar-AE"/>
-        </w:rPr>
-        <w:t xml:space="preserve"> </w:t>
-      </w:r>
-      <w:r>
-        <w:rPr>
-          <w:rFonts w:hint="cs"/>
-          <w:rtl/>
-          <w:lang w:bidi="ar-AE"/>
-        </w:rPr>
-        <w:t>لكن من دون شك هذه المعرفة كانت مرتبطة "باستعمال السحر" المذكورة في أعمال الرسل 19: 19، كما أيضًا تم استخدامها في وقت لاحق في أفسس. فعندما زاد الحاكم البابلي العظيم عدد الرجال الذين قدروا أن يقدموا له حكمة تفوق الطبيعة ومشورة، ازدادت سلطته.</w:t>
-      </w:r>
-    </w:p>
-    <w:p>
-      <w:pPr>
-        <w:rPr>
-          <w:rtl/>
-          <w:lang w:bidi="ar-AE"/>
-        </w:rPr>
-      </w:pPr>
-      <w:r>
-        <w:rPr>
-          <w:rFonts w:hint="cs"/>
-          <w:rtl/>
-          <w:lang w:bidi="ar-AE"/>
-        </w:rPr>
-        <w:t>من ذلك الوقت وُصفت لهم قائمة طعام</w:t>
-      </w:r>
-      <w:r>
-        <w:rPr>
-          <w:rFonts w:hint="cs"/>
-          <w:rtl/>
-          <w:lang w:bidi="ar-AE"/>
-        </w:rPr>
-        <w:t xml:space="preserve"> في نظام خاص: طعام يومي من أطايب مائدة الملك. وكان يعني هذا: من أفخر أطعمة البلاد، ولكنه بلا شك كان مرتبطًا بعوائد وثنية. ومن ثم اختُزلت منهم بواسطة رئيس الخصيان أسماءهم الأولى. لقد جُعلوا تحت سلطة مالك جديد وقد بان ذلك بأسماء جديدة من أصل وثني ولها معنى وثني. هذا هو المقام الذي وُضع فيه دانيال واصدقاؤه.</w:t>
-      </w:r>
-    </w:p>
-    <w:p>
-      <w:pPr>
-        <w:rPr>
-          <w:rFonts w:hint="cs"/>
-          <w:rtl/>
-          <w:lang w:bidi="ar-AE"/>
-        </w:rPr>
-      </w:pPr>
-      <w:r>
-        <w:rPr>
-          <w:rFonts w:hint="cs"/>
-          <w:rtl/>
-          <w:lang w:bidi="ar-AE"/>
-        </w:rPr>
-        <w:t>عند قراءتنا للعدد 8 نتصادف بشكل تلقائي بالكلمات: "</w:t>
-      </w:r>
-      <w:r>
-        <w:rPr>
-          <w:rtl/>
-        </w:rPr>
-        <w:t xml:space="preserve"> </w:t>
-      </w:r>
-      <w:r>
-        <w:rPr>
-          <w:rtl/>
-          <w:lang w:bidi="ar-AE"/>
-        </w:rPr>
-        <w:t>أَمَّا دَانِيآلُ فَجَعَلَ فِي قَلْبِهِ أَنَّهُ لاَ يَتَنَجَّسُ</w:t>
-      </w:r>
-      <w:r>
-        <w:rPr>
-          <w:rFonts w:hint="cs"/>
-          <w:rtl/>
-          <w:lang w:bidi="ar-AE"/>
-        </w:rPr>
-        <w:t>" يا له من قول مليء بالمعاني!</w:t>
-      </w:r>
-      <w:r>
-        <w:rPr>
-          <w:rFonts w:hint="cs"/>
-          <w:rtl/>
-          <w:lang w:bidi="ar-AE"/>
-        </w:rPr>
-        <w:t xml:space="preserve"> لو لم يجعل في قلبه لما كان لدينا سفر دانيال في الكتاب المقدس. هل لاحظنا بأن روح الله في ما أخبر به لم يعترف بالاسم الوثني ولقد استخدم اسمه الأول بدلاً </w:t>
-      </w:r>
-      <w:hyperlink r:id="rId6" w:anchor=":~:text=seinen%20urspr%C3%BCnglichen%20verwendet%3F-,Daniel%20bedeutet,-%3A%20%C2%ABRichter%20ist%20Gott" w:history="1">
-        <w:r>
-          <w:rPr>
-            <w:rStyle w:val="Hyperlink"/>
-            <w:rFonts w:hint="cs"/>
-            <w:rtl/>
-            <w:lang w:bidi="ar-AE"/>
-          </w:rPr>
-          <w:t>منه</w:t>
-        </w:r>
-      </w:hyperlink>
-      <w:bookmarkStart w:id="0" w:name="_GoBack"/>
-      <w:bookmarkEnd w:id="0"/>
-      <w:r>
-        <w:rPr>
-          <w:rFonts w:hint="cs"/>
-          <w:rtl/>
-          <w:lang w:bidi="ar-AE"/>
-        </w:rPr>
-        <w:t xml:space="preserve">؟ </w:t>
-      </w:r>
-    </w:p>
     <w:sectPr>
-      <w:pgSz w:w="11906" w:h="16838"/>
-      <w:pgMar w:top="1440" w:right="1800" w:bottom="1440" w:left="1800" w:header="708" w:footer="708" w:gutter="0"/>
-      <w:cols w:space="708"/>
-      <w:bidi/>
-      <w:rtlGutter/>
+      <w:pgSz w:w="12240" w:h="15840"/>
+      <w:pgMar w:top="1440" w:right="1800" w:bottom="1440" w:left="1800" w:header="720" w:footer="720" w:gutter="0"/>
+      <w:cols w:space="720"/>
       <w:docGrid w:linePitch="360"/>
     </w:sectPr>
   </w:body>
@@ -420,14 +910,16 @@
 </file>
 
 <file path=word/styles.xml><?xml version="1.0" encoding="utf-8"?>
-<w:styles xmlns:mc="http://schemas.openxmlformats.org/markup-compatibility/2006" xmlns:r="http://schemas.openxmlformats.org/officeDocument/2006/relationships" xmlns:w="http://schemas.openxmlformats.org/wordprocessingml/2006/main" xmlns:w14="http://schemas.microsoft.com/office/word/2010/wordml" xmlns:w15="http://schemas.microsoft.com/office/word/2012/wordml" xmlns:w16cid="http://schemas.microsoft.com/office/word/2016/wordml/cid" xmlns:w16se="http://schemas.microsoft.com/office/word/2015/wordml/symex" mc:Ignorable="w14 w15 w16se w16cid">
+<w:styles xmlns:mc="http://schemas.openxmlformats.org/markup-compatibility/2006" xmlns:r="http://schemas.openxmlformats.org/officeDocument/2006/relationships" xmlns:w="http://schemas.openxmlformats.org/wordprocessingml/2006/main" xmlns:w14="http://schemas.microsoft.com/office/word/2010/wordml" xmlns:w15="http://schemas.microsoft.com/office/word/2012/wordml" xmlns:w16cex="http://schemas.microsoft.com/office/word/2018/wordml/cex" xmlns:w16cid="http://schemas.microsoft.com/office/word/2016/wordml/cid" xmlns:w16="http://schemas.microsoft.com/office/word/2018/wordml" xmlns:w16sdtdh="http://schemas.microsoft.com/office/word/2020/wordml/sdtdatahash" xmlns:w16se="http://schemas.microsoft.com/office/word/2015/wordml/symex" mc:Ignorable="w14 w15 w16se w16cid w16 w16cex w16sdtdh">
   <w:docDefaults>
     <w:rPrDefault>
       <w:rPr>
         <w:rFonts w:ascii="Sakkal Majalla" w:eastAsiaTheme="minorHAnsi" w:hAnsi="Sakkal Majalla" w:cs="Sakkal Majalla"/>
+        <w:kern w:val="2"/>
         <w:sz w:val="28"/>
         <w:szCs w:val="28"/>
-        <w:lang w:val="en-US" w:eastAsia="en-US" w:bidi="ar-SA"/>
+        <w:lang w:val="en-US" w:eastAsia="en-US" w:bidi="he-IL"/>
+        <w14:ligatures w14:val="standardContextual"/>
       </w:rPr>
     </w:rPrDefault>
     <w:pPrDefault>
@@ -856,7 +1348,7 @@
     <w:basedOn w:val="DefaultParagraphFont"/>
     <w:uiPriority w:val="99"/>
     <w:unhideWhenUsed/>
-    <w:rsid w:val="00DC0B53"/>
+    <w:rsid w:val="00183605"/>
     <w:rPr>
       <w:color w:val="0563C1" w:themeColor="hyperlink"/>
       <w:u w:val="single"/>
@@ -868,7 +1360,7 @@
     <w:uiPriority w:val="99"/>
     <w:semiHidden/>
     <w:unhideWhenUsed/>
-    <w:rsid w:val="00DC0B53"/>
+    <w:rsid w:val="00183605"/>
     <w:rPr>
       <w:color w:val="605E5C"/>
       <w:shd w:val="clear" w:color="auto" w:fill="E1DFDD"/>
